--- a/docs/De cuong nghien cuu - Neo LLM vao Chuong trinh 2018.docx
+++ b/docs/De cuong nghien cuu - Neo LLM vao Chuong trinh 2018.docx
@@ -4,6 +4,306 @@
   <w:body>
     <w:p>
       <w:pPr>
+        <w:spacing w:after="0" w:before="0" w:line="300"/>
+        <w:jc w:val="center"/>
+      </w:pPr>
+      <w:r>
+        <w:rPr>
+          <w:rFonts w:ascii="Times New Roman" w:cs="Times New Roman" w:eastAsia="Times New Roman" w:hAnsi="Times New Roman"/>
+          <w:b/>
+          <w:bCs/>
+          <w:i w:val="false"/>
+          <w:iCs w:val="false"/>
+          <w:sz w:val="26"/>
+          <w:szCs w:val="26"/>
+        </w:rPr>
+        <w:t xml:space="preserve">SỞ GIÁO DỤC VÀ ĐÀO TẠO</w:t>
+      </w:r>
+    </w:p>
+    <w:p>
+      <w:pPr>
+        <w:spacing w:after="60" w:before="0" w:line="300"/>
+        <w:jc w:val="center"/>
+      </w:pPr>
+      <w:r>
+        <w:rPr>
+          <w:rFonts w:ascii="Times New Roman" w:cs="Times New Roman" w:eastAsia="Times New Roman" w:hAnsi="Times New Roman"/>
+          <w:b/>
+          <w:bCs/>
+          <w:i w:val="false"/>
+          <w:iCs w:val="false"/>
+          <w:sz w:val="26"/>
+          <w:szCs w:val="26"/>
+        </w:rPr>
+        <w:t xml:space="preserve">TRƯỜNG THPT</w:t>
+      </w:r>
+    </w:p>
+    <w:p>
+      <w:pPr>
+        <w:spacing w:after="900"/>
+        <w:jc w:val="center"/>
+      </w:pPr>
+      <w:r>
+        <w:rPr>
+          <w:color w:val="888888"/>
+          <w:sz w:val="24"/>
+          <w:szCs w:val="24"/>
+        </w:rPr>
+        <w:t xml:space="preserve">⸻⸻⸻</w:t>
+      </w:r>
+    </w:p>
+    <w:p>
+      <w:pPr>
+        <w:spacing w:after="700" w:before="0" w:line="300"/>
+        <w:jc w:val="center"/>
+      </w:pPr>
+      <w:r>
+        <w:rPr>
+          <w:rFonts w:ascii="Times New Roman" w:cs="Times New Roman" w:eastAsia="Times New Roman" w:hAnsi="Times New Roman"/>
+          <w:b/>
+          <w:bCs/>
+          <w:i w:val="false"/>
+          <w:iCs w:val="false"/>
+          <w:sz w:val="32"/>
+          <w:szCs w:val="32"/>
+        </w:rPr>
+        <w:t xml:space="preserve">ĐỀ CƯƠNG NGHIÊN CỨU KHOA HỌC CẤP CƠ SỞ</w:t>
+      </w:r>
+    </w:p>
+    <w:p>
+      <w:pPr>
+        <w:spacing w:after="160" w:before="0" w:line="300"/>
+        <w:jc w:val="center"/>
+      </w:pPr>
+      <w:r>
+        <w:rPr>
+          <w:rFonts w:ascii="Times New Roman" w:cs="Times New Roman" w:eastAsia="Times New Roman" w:hAnsi="Times New Roman"/>
+          <w:b/>
+          <w:bCs/>
+          <w:i w:val="false"/>
+          <w:iCs w:val="false"/>
+          <w:sz w:val="24"/>
+          <w:szCs w:val="24"/>
+        </w:rPr>
+        <w:t xml:space="preserve">Tên đề tài</w:t>
+      </w:r>
+    </w:p>
+    <w:p>
+      <w:pPr>
+        <w:spacing w:after="200" w:before="0" w:line="300"/>
+        <w:jc w:val="center"/>
+      </w:pPr>
+      <w:r>
+        <w:rPr>
+          <w:rFonts w:ascii="Times New Roman" w:cs="Times New Roman" w:eastAsia="Times New Roman" w:hAnsi="Times New Roman"/>
+          <w:b/>
+          <w:bCs/>
+          <w:i w:val="false"/>
+          <w:iCs w:val="false"/>
+          <w:sz w:val="34"/>
+          <w:szCs w:val="34"/>
+        </w:rPr>
+        <w:t xml:space="preserve">NEO MÔ HÌNH NGÔN NGỮ LỚN VÀO CHƯƠNG TRÌNH GIÁO DỤC PHỔ THÔNG 2018: KIỂM CHỨNG TỰ ĐỘNG VÀ THỰC NGHIỆM SƯ PHẠM TRÊN MÔN HOÁ HỌC 11</w:t>
+      </w:r>
+    </w:p>
+    <w:p>
+      <w:pPr>
+        <w:spacing w:after="700" w:before="0" w:line="300"/>
+        <w:jc w:val="center"/>
+      </w:pPr>
+      <w:r>
+        <w:rPr>
+          <w:rFonts w:ascii="Times New Roman" w:cs="Times New Roman" w:eastAsia="Times New Roman" w:hAnsi="Times New Roman"/>
+          <w:b w:val="false"/>
+          <w:bCs w:val="false"/>
+          <w:i/>
+          <w:iCs/>
+          <w:sz w:val="22"/>
+          <w:szCs w:val="22"/>
+        </w:rPr>
+        <w:t xml:space="preserve">Grounding Large Language Models in Vietnam's 2018 National Curriculum: Automated Verification and a Controlled Classroom Study in Grade-11 Chemistry</w:t>
+      </w:r>
+    </w:p>
+    <w:p>
+      <w:pPr>
+        <w:spacing w:after="120" w:line="300"/>
+        <w:ind w:left="2200"/>
+        <w:jc w:val="left"/>
+      </w:pPr>
+      <w:r>
+        <w:rPr>
+          <w:b/>
+          <w:bCs/>
+          <w:sz w:val="26"/>
+          <w:szCs w:val="26"/>
+        </w:rPr>
+        <w:t xml:space="preserve">Lĩnh vực: </w:t>
+      </w:r>
+      <w:r>
+        <w:rPr>
+          <w:sz w:val="26"/>
+          <w:szCs w:val="26"/>
+        </w:rPr>
+        <w:t xml:space="preserve">Khoa học máy tính — Trí tuệ nhân tạo ứng dụng và Công nghệ phần mềm</w:t>
+      </w:r>
+    </w:p>
+    <w:p>
+      <w:pPr>
+        <w:spacing w:after="120" w:line="300"/>
+        <w:ind w:left="2200"/>
+        <w:jc w:val="left"/>
+      </w:pPr>
+      <w:r>
+        <w:rPr>
+          <w:b/>
+          <w:bCs/>
+          <w:sz w:val="26"/>
+          <w:szCs w:val="26"/>
+        </w:rPr>
+        <w:t xml:space="preserve">Chủ nhiệm đề tài: </w:t>
+      </w:r>
+      <w:r>
+        <w:rPr>
+          <w:sz w:val="26"/>
+          <w:szCs w:val="26"/>
+        </w:rPr>
+        <w:t xml:space="preserve">(bổ sung họ tên)</w:t>
+      </w:r>
+    </w:p>
+    <w:p>
+      <w:pPr>
+        <w:spacing w:after="120" w:line="300"/>
+        <w:ind w:left="2200"/>
+        <w:jc w:val="left"/>
+      </w:pPr>
+      <w:r>
+        <w:rPr>
+          <w:b/>
+          <w:bCs/>
+          <w:sz w:val="26"/>
+          <w:szCs w:val="26"/>
+        </w:rPr>
+        <w:t xml:space="preserve">Thành viên tham gia: </w:t>
+      </w:r>
+      <w:r>
+        <w:rPr>
+          <w:sz w:val="26"/>
+          <w:szCs w:val="26"/>
+        </w:rPr>
+        <w:t xml:space="preserve">(bổ sung, nếu có)</w:t>
+      </w:r>
+    </w:p>
+    <w:p>
+      <w:pPr>
+        <w:spacing w:after="120" w:line="300"/>
+        <w:ind w:left="2200"/>
+        <w:jc w:val="left"/>
+      </w:pPr>
+      <w:r>
+        <w:rPr>
+          <w:b/>
+          <w:bCs/>
+          <w:sz w:val="26"/>
+          <w:szCs w:val="26"/>
+        </w:rPr>
+        <w:t xml:space="preserve">Đơn vị chủ trì: </w:t>
+      </w:r>
+      <w:r>
+        <w:rPr>
+          <w:sz w:val="26"/>
+          <w:szCs w:val="26"/>
+        </w:rPr>
+        <w:t xml:space="preserve">(bổ sung)</w:t>
+      </w:r>
+    </w:p>
+    <w:p>
+      <w:pPr>
+        <w:spacing w:after="120" w:line="300"/>
+        <w:ind w:left="2200"/>
+        <w:jc w:val="left"/>
+      </w:pPr>
+      <w:r>
+        <w:rPr>
+          <w:b/>
+          <w:bCs/>
+          <w:sz w:val="26"/>
+          <w:szCs w:val="26"/>
+        </w:rPr>
+        <w:t xml:space="preserve">Thời gian thực hiện: </w:t>
+      </w:r>
+      <w:r>
+        <w:rPr>
+          <w:sz w:val="26"/>
+          <w:szCs w:val="26"/>
+        </w:rPr>
+        <w:t xml:space="preserve">Tháng 9 – tháng 10 năm 2026</w:t>
+      </w:r>
+    </w:p>
+    <w:p>
+      <w:pPr>
+        <w:spacing w:after="0" w:before="1000" w:line="300"/>
+        <w:jc w:val="center"/>
+      </w:pPr>
+      <w:r>
+        <w:rPr>
+          <w:rFonts w:ascii="Times New Roman" w:cs="Times New Roman" w:eastAsia="Times New Roman" w:hAnsi="Times New Roman"/>
+          <w:b w:val="false"/>
+          <w:bCs w:val="false"/>
+          <w:i/>
+          <w:iCs/>
+          <w:sz w:val="26"/>
+          <w:szCs w:val="26"/>
+        </w:rPr>
+        <w:t xml:space="preserve">(địa phương), tháng 9 năm 2026</w:t>
+      </w:r>
+    </w:p>
+    <w:p>
+      <w:r>
+        <w:br w:type="page"/>
+      </w:r>
+    </w:p>
+    <w:p>
+      <w:pPr>
+        <w:spacing w:after="300"/>
+        <w:jc w:val="center"/>
+      </w:pPr>
+      <w:r>
+        <w:rPr>
+          <w:rFonts w:ascii="Times New Roman" w:cs="Times New Roman" w:eastAsia="Times New Roman" w:hAnsi="Times New Roman"/>
+          <w:b/>
+          <w:bCs/>
+          <w:sz w:val="32"/>
+          <w:szCs w:val="32"/>
+        </w:rPr>
+        <w:t xml:space="preserve">MỤC LỤC</w:t>
+      </w:r>
+    </w:p>
+    <w:sdt>
+      <w:sdtPr>
+        <w:alias w:val="Mục lục"/>
+      </w:sdtPr>
+      <w:sdtContent>
+        <w:p>
+          <w:r>
+            <w:fldChar w:fldCharType="begin" w:dirty="true"/>
+            <w:instrText xml:space="preserve">TOC \h \o "1-2"</w:instrText>
+            <w:fldChar w:fldCharType="separate"/>
+          </w:r>
+        </w:p>
+        <w:p>
+          <w:r>
+            <w:fldChar w:fldCharType="end"/>
+          </w:r>
+        </w:p>
+      </w:sdtContent>
+    </w:sdt>
+    <w:p>
+      <w:r>
+        <w:br w:type="page"/>
+      </w:r>
+    </w:p>
+    <w:p>
+      <w:pPr>
         <w:pStyle w:val="Heading1"/>
         <w:spacing w:after="140" w:before="320"/>
       </w:pPr>
@@ -12,36 +312,7 @@
           <w:b w:val="false"/>
           <w:bCs w:val="false"/>
         </w:rPr>
-        <w:t xml:space="preserve">Neo mô hình ngôn ngữ lớn vào Chương trình giáo dục phổ thông 2018: kiểm chứng tự động và thực nghiệm sư phạm trên môn Hoá học 11</w:t>
-      </w:r>
-    </w:p>
-    <w:p>
-      <w:pPr>
-        <w:spacing w:after="140" w:line="300"/>
-        <w:jc w:val="both"/>
-      </w:pPr>
-      <w:r>
-        <w:rPr>
-          <w:b/>
-          <w:bCs/>
-        </w:rPr>
-        <w:t xml:space="preserve">Tên tiếng Anh:</w:t>
-      </w:r>
-      <w:r>
-        <w:rPr>
-          <w:b w:val="false"/>
-          <w:bCs w:val="false"/>
-        </w:rPr>
-        <w:t xml:space="preserve"> </w:t>
-      </w:r>
-      <w:r>
-        <w:rPr>
-          <w:b w:val="false"/>
-          <w:bCs w:val="false"/>
-          <w:i/>
-          <w:iCs/>
-        </w:rPr>
-        <w:t xml:space="preserve">Grounding Large Language Models in Vietnam's 2018 National Curriculum: Automated Verification and a Controlled Classroom Study in Grade-11 Chemistry</w:t>
+        <w:t xml:space="preserve">THÔNG TIN CHUNG VỀ ĐỀ TÀI</w:t>
       </w:r>
     </w:p>
     <w:tbl>
@@ -369,7 +640,6 @@
     <w:p>
       <w:pPr>
         <w:pStyle w:val="Heading1"/>
-        <w:pageBreakBefore/>
         <w:spacing w:after="140" w:before="320"/>
       </w:pPr>
       <w:r>
@@ -5237,6 +5507,7 @@
       </w:r>
     </w:p>
     <w:sectPr>
+      <w:footerReference w:type="default" r:id="rId7"/>
       <w:pgSz w:w="11906" w:h="16838" w:orient="portrait"/>
       <w:pgMar w:top="1440" w:right="1440" w:bottom="1440" w:left="1440" w:header="708" w:footer="708" w:gutter="0"/>
       <w:pgNumType/>
@@ -5285,6 +5556,26 @@
     </w:p>
   </w:endnote>
 </w:endnotes>
+</file>
+
+<file path=word/footer1.xml><?xml version="1.0" encoding="utf-8"?>
+<w:ftr xmlns:wpc="http://schemas.microsoft.com/office/word/2010/wordprocessingCanvas" xmlns:mc="http://schemas.openxmlformats.org/markup-compatibility/2006" xmlns:o="urn:schemas-microsoft-com:office:office" xmlns:r="http://schemas.openxmlformats.org/officeDocument/2006/relationships" xmlns:m="http://schemas.openxmlformats.org/officeDocument/2006/math" xmlns:v="urn:schemas-microsoft-com:vml" xmlns:wp14="http://schemas.microsoft.com/office/word/2010/wordprocessingDrawing" xmlns:wp="http://schemas.openxmlformats.org/drawingml/2006/wordprocessingDrawing" xmlns:w10="urn:schemas-microsoft-com:office:word" xmlns:w="http://schemas.openxmlformats.org/wordprocessingml/2006/main" xmlns:w14="http://schemas.microsoft.com/office/word/2010/wordml" xmlns:w15="http://schemas.microsoft.com/office/word/2012/wordml" xmlns:wpg="http://schemas.microsoft.com/office/word/2010/wordprocessingGroup" xmlns:wpi="http://schemas.microsoft.com/office/word/2010/wordprocessingInk" xmlns:wne="http://schemas.microsoft.com/office/word/2006/wordml" xmlns:wps="http://schemas.microsoft.com/office/word/2010/wordprocessingShape">
+  <w:p>
+    <w:pPr>
+      <w:jc w:val="center"/>
+    </w:pPr>
+    <w:r>
+      <w:rPr>
+        <w:sz w:val="22"/>
+        <w:szCs w:val="22"/>
+      </w:rPr>
+      <w:fldChar w:fldCharType="begin"/>
+      <w:instrText xml:space="preserve">PAGE</w:instrText>
+      <w:fldChar w:fldCharType="separate"/>
+      <w:fldChar w:fldCharType="end"/>
+    </w:r>
+  </w:p>
+</w:ftr>
 </file>
 
 <file path=word/footnotes.xml><?xml version="1.0" encoding="utf-8"?>

--- a/docs/De cuong nghien cuu - Neo LLM vao Chuong trinh 2018.docx
+++ b/docs/De cuong nghien cuu - Neo LLM vao Chuong trinh 2018.docx
@@ -4914,7 +4914,872 @@
           <w:b w:val="false"/>
           <w:bCs w:val="false"/>
         </w:rPr>
-        <w:t xml:space="preserve"> bật thanh toán trước tuần 1. Cần dự trù kinh phí cho khoảng 2.000 lượt gọi, mỗi lượt mang theo tối đa khoảng 7.500 đơn vị từ ngữ cảnh. Đơn giá phải tra tại thời điểm thực hiện.</w:t>
+        <w:t xml:space="preserve"> bật thanh toán trước tuần 1.</w:t>
+      </w:r>
+    </w:p>
+    <w:p>
+      <w:pPr>
+        <w:spacing w:after="140" w:line="300"/>
+        <w:jc w:val="both"/>
+      </w:pPr>
+      <w:r>
+        <w:rPr>
+          <w:b/>
+          <w:bCs/>
+        </w:rPr>
+        <w:t xml:space="preserve">Dự trù kinh phí</w:t>
+      </w:r>
+      <w:r>
+        <w:rPr>
+          <w:b w:val="false"/>
+          <w:bCs w:val="false"/>
+        </w:rPr>
+        <w:t xml:space="preserve"> (đo bằng </w:t>
+      </w:r>
+      <w:r>
+        <w:rPr>
+          <w:rFonts w:ascii="Consolas" w:cs="Consolas" w:eastAsia="Consolas" w:hAnsi="Consolas"/>
+          <w:sz w:val="20"/>
+          <w:szCs w:val="20"/>
+        </w:rPr>
+        <w:t xml:space="preserve">npm run do-chi-phi</w:t>
+      </w:r>
+      <w:r>
+        <w:rPr>
+          <w:b w:val="false"/>
+          <w:bCs w:val="false"/>
+        </w:rPr>
+        <w:t xml:space="preserve">, dùng chính ngữ cảnh hệ thống đang gửi):</w:t>
+      </w:r>
+    </w:p>
+    <w:tbl>
+      <w:tblPr>
+        <w:tblW w:type="dxa" w:w="9026"/>
+        <w:tblBorders>
+          <w:top w:val="single" w:color="auto" w:sz="4"/>
+          <w:left w:val="single" w:color="auto" w:sz="4"/>
+          <w:bottom w:val="single" w:color="auto" w:sz="4"/>
+          <w:right w:val="single" w:color="auto" w:sz="4"/>
+          <w:insideH w:val="single" w:color="auto" w:sz="4"/>
+          <w:insideV w:val="single" w:color="auto" w:sz="4"/>
+        </w:tblBorders>
+      </w:tblPr>
+      <w:tblGrid>
+        <w:gridCol w:w="4513"/>
+        <w:gridCol w:w="4513"/>
+      </w:tblGrid>
+      <w:tr>
+        <w:trPr>
+          <w:tblHeader/>
+        </w:trPr>
+        <w:tc>
+          <w:tcPr>
+            <w:tcW w:type="dxa" w:w="4513"/>
+            <w:shd w:fill="E8EDF2" w:val="clear"/>
+            <w:tcMar>
+              <w:top w:type="dxa" w:w="60"/>
+              <w:left w:type="dxa" w:w="110"/>
+              <w:bottom w:type="dxa" w:w="60"/>
+              <w:right w:type="dxa" w:w="110"/>
+            </w:tcMar>
+          </w:tcPr>
+          <w:p>
+            <w:pPr>
+              <w:spacing w:after="0" w:before="0"/>
+            </w:pPr>
+            <w:r>
+              <w:rPr>
+                <w:b/>
+                <w:bCs/>
+              </w:rPr>
+              <w:t xml:space="preserve">Khối ngữ cảnh</w:t>
+            </w:r>
+          </w:p>
+        </w:tc>
+        <w:tc>
+          <w:tcPr>
+            <w:tcW w:type="dxa" w:w="4513"/>
+            <w:shd w:fill="E8EDF2" w:val="clear"/>
+            <w:tcMar>
+              <w:top w:type="dxa" w:w="60"/>
+              <w:left w:type="dxa" w:w="110"/>
+              <w:bottom w:type="dxa" w:w="60"/>
+              <w:right w:type="dxa" w:w="110"/>
+            </w:tcMar>
+          </w:tcPr>
+          <w:p>
+            <w:pPr>
+              <w:spacing w:after="0" w:before="0"/>
+            </w:pPr>
+            <w:r>
+              <w:rPr>
+                <w:b/>
+                <w:bCs/>
+              </w:rPr>
+              <w:t xml:space="preserve">Số token</w:t>
+            </w:r>
+          </w:p>
+        </w:tc>
+      </w:tr>
+      <w:tr>
+        <w:tc>
+          <w:tcPr>
+            <w:tcW w:type="dxa" w:w="4513"/>
+            <w:tcMar>
+              <w:top w:type="dxa" w:w="60"/>
+              <w:left w:type="dxa" w:w="110"/>
+              <w:bottom w:type="dxa" w:w="60"/>
+              <w:right w:type="dxa" w:w="110"/>
+            </w:tcMar>
+          </w:tcPr>
+          <w:p>
+            <w:pPr>
+              <w:spacing w:after="0" w:before="0"/>
+            </w:pPr>
+            <w:r>
+              <w:rPr>
+                <w:b w:val="false"/>
+                <w:bCs w:val="false"/>
+              </w:rPr>
+              <w:t xml:space="preserve">Câu lệnh hệ thống</w:t>
+            </w:r>
+          </w:p>
+        </w:tc>
+        <w:tc>
+          <w:tcPr>
+            <w:tcW w:type="dxa" w:w="4513"/>
+            <w:tcMar>
+              <w:top w:type="dxa" w:w="60"/>
+              <w:left w:type="dxa" w:w="110"/>
+              <w:bottom w:type="dxa" w:w="60"/>
+              <w:right w:type="dxa" w:w="110"/>
+            </w:tcMar>
+          </w:tcPr>
+          <w:p>
+            <w:pPr>
+              <w:spacing w:after="0" w:before="0"/>
+            </w:pPr>
+            <w:r>
+              <w:rPr>
+                <w:b w:val="false"/>
+                <w:bCs w:val="false"/>
+              </w:rPr>
+              <w:t xml:space="preserve">4.407</w:t>
+            </w:r>
+          </w:p>
+        </w:tc>
+      </w:tr>
+      <w:tr>
+        <w:tc>
+          <w:tcPr>
+            <w:tcW w:type="dxa" w:w="4513"/>
+            <w:tcMar>
+              <w:top w:type="dxa" w:w="60"/>
+              <w:left w:type="dxa" w:w="110"/>
+              <w:bottom w:type="dxa" w:w="60"/>
+              <w:right w:type="dxa" w:w="110"/>
+            </w:tcMar>
+          </w:tcPr>
+          <w:p>
+            <w:pPr>
+              <w:spacing w:after="0" w:before="0"/>
+            </w:pPr>
+            <w:r>
+              <w:rPr>
+                <w:b w:val="false"/>
+                <w:bCs w:val="false"/>
+              </w:rPr>
+              <w:t xml:space="preserve">Danh mục 25 bài (luôn gửi kèm)</w:t>
+            </w:r>
+          </w:p>
+        </w:tc>
+        <w:tc>
+          <w:tcPr>
+            <w:tcW w:type="dxa" w:w="4513"/>
+            <w:tcMar>
+              <w:top w:type="dxa" w:w="60"/>
+              <w:left w:type="dxa" w:w="110"/>
+              <w:bottom w:type="dxa" w:w="60"/>
+              <w:right w:type="dxa" w:w="110"/>
+            </w:tcMar>
+          </w:tcPr>
+          <w:p>
+            <w:pPr>
+              <w:spacing w:after="0" w:before="0"/>
+            </w:pPr>
+            <w:r>
+              <w:rPr>
+                <w:b w:val="false"/>
+                <w:bCs w:val="false"/>
+              </w:rPr>
+              <w:t xml:space="preserve">604</w:t>
+            </w:r>
+          </w:p>
+        </w:tc>
+      </w:tr>
+      <w:tr>
+        <w:tc>
+          <w:tcPr>
+            <w:tcW w:type="dxa" w:w="4513"/>
+            <w:tcMar>
+              <w:top w:type="dxa" w:w="60"/>
+              <w:left w:type="dxa" w:w="110"/>
+              <w:bottom w:type="dxa" w:w="60"/>
+              <w:right w:type="dxa" w:w="110"/>
+            </w:tcMar>
+          </w:tcPr>
+          <w:p>
+            <w:pPr>
+              <w:spacing w:after="0" w:before="0"/>
+            </w:pPr>
+            <w:r>
+              <w:rPr>
+                <w:b w:val="false"/>
+                <w:bCs w:val="false"/>
+              </w:rPr>
+              <w:t xml:space="preserve">Toàn văn một bài (khi đang đọc bài)</w:t>
+            </w:r>
+          </w:p>
+        </w:tc>
+        <w:tc>
+          <w:tcPr>
+            <w:tcW w:type="dxa" w:w="4513"/>
+            <w:tcMar>
+              <w:top w:type="dxa" w:w="60"/>
+              <w:left w:type="dxa" w:w="110"/>
+              <w:bottom w:type="dxa" w:w="60"/>
+              <w:right w:type="dxa" w:w="110"/>
+            </w:tcMar>
+          </w:tcPr>
+          <w:p>
+            <w:pPr>
+              <w:spacing w:after="0" w:before="0"/>
+            </w:pPr>
+            <w:r>
+              <w:rPr>
+                <w:b w:val="false"/>
+                <w:bCs w:val="false"/>
+              </w:rPr>
+              <w:t xml:space="preserve">1.174</w:t>
+            </w:r>
+          </w:p>
+        </w:tc>
+      </w:tr>
+      <w:tr>
+        <w:tc>
+          <w:tcPr>
+            <w:tcW w:type="dxa" w:w="4513"/>
+            <w:tcMar>
+              <w:top w:type="dxa" w:w="60"/>
+              <w:left w:type="dxa" w:w="110"/>
+              <w:bottom w:type="dxa" w:w="60"/>
+              <w:right w:type="dxa" w:w="110"/>
+            </w:tcMar>
+          </w:tcPr>
+          <w:p>
+            <w:pPr>
+              <w:spacing w:after="0" w:before="0"/>
+            </w:pPr>
+            <w:r>
+              <w:rPr>
+                <w:b w:val="false"/>
+                <w:bCs w:val="false"/>
+              </w:rPr>
+              <w:t xml:space="preserve">Dàn bài cả chương trình (khung hỏi đáp chung)</w:t>
+            </w:r>
+          </w:p>
+        </w:tc>
+        <w:tc>
+          <w:tcPr>
+            <w:tcW w:type="dxa" w:w="4513"/>
+            <w:tcMar>
+              <w:top w:type="dxa" w:w="60"/>
+              <w:left w:type="dxa" w:w="110"/>
+              <w:bottom w:type="dxa" w:w="60"/>
+              <w:right w:type="dxa" w:w="110"/>
+            </w:tcMar>
+          </w:tcPr>
+          <w:p>
+            <w:pPr>
+              <w:spacing w:after="0" w:before="0"/>
+            </w:pPr>
+            <w:r>
+              <w:rPr>
+                <w:b w:val="false"/>
+                <w:bCs w:val="false"/>
+              </w:rPr>
+              <w:t xml:space="preserve">7.994</w:t>
+            </w:r>
+          </w:p>
+        </w:tc>
+      </w:tr>
+      <w:tr>
+        <w:tc>
+          <w:tcPr>
+            <w:tcW w:type="dxa" w:w="4513"/>
+            <w:tcMar>
+              <w:top w:type="dxa" w:w="60"/>
+              <w:left w:type="dxa" w:w="110"/>
+              <w:bottom w:type="dxa" w:w="60"/>
+              <w:right w:type="dxa" w:w="110"/>
+            </w:tcMar>
+          </w:tcPr>
+          <w:p>
+            <w:pPr>
+              <w:spacing w:after="0" w:before="0"/>
+            </w:pPr>
+            <w:r>
+              <w:rPr>
+                <w:b/>
+                <w:bCs/>
+              </w:rPr>
+              <w:t xml:space="preserve">Cộng mỗi lượt hỏi ở khung hỏi đáp chung</w:t>
+            </w:r>
+          </w:p>
+        </w:tc>
+        <w:tc>
+          <w:tcPr>
+            <w:tcW w:type="dxa" w:w="4513"/>
+            <w:tcMar>
+              <w:top w:type="dxa" w:w="60"/>
+              <w:left w:type="dxa" w:w="110"/>
+              <w:bottom w:type="dxa" w:w="60"/>
+              <w:right w:type="dxa" w:w="110"/>
+            </w:tcMar>
+          </w:tcPr>
+          <w:p>
+            <w:pPr>
+              <w:spacing w:after="0" w:before="0"/>
+            </w:pPr>
+            <w:r>
+              <w:rPr>
+                <w:b/>
+                <w:bCs/>
+              </w:rPr>
+              <w:t xml:space="preserve">13.005</w:t>
+            </w:r>
+          </w:p>
+        </w:tc>
+      </w:tr>
+    </w:tbl>
+    <w:p>
+      <w:pPr>
+        <w:spacing w:after="120"/>
+      </w:pPr>
+    </w:p>
+    <w:p>
+      <w:pPr>
+        <w:spacing w:after="140" w:line="300"/>
+        <w:jc w:val="both"/>
+      </w:pPr>
+      <w:r>
+        <w:rPr>
+          <w:b w:val="false"/>
+          <w:bCs w:val="false"/>
+        </w:rPr>
+        <w:t xml:space="preserve">Lưu ý một yếu tố dễ bỏ sót: </w:t>
+      </w:r>
+      <w:r>
+        <w:rPr>
+          <w:b/>
+          <w:bCs/>
+        </w:rPr>
+        <w:t xml:space="preserve">lịch sử hội thoại được gửi lại ở mỗi lượt</w:t>
+      </w:r>
+      <w:r>
+        <w:rPr>
+          <w:b w:val="false"/>
+          <w:bCs w:val="false"/>
+        </w:rPr>
+        <w:t xml:space="preserve">, nên một cuộc trò chuyện mười lượt tốn nhiều hơn mười lượt rời rạc khoảng 12%.</w:t>
+      </w:r>
+    </w:p>
+    <w:tbl>
+      <w:tblPr>
+        <w:tblW w:type="dxa" w:w="9026"/>
+        <w:tblBorders>
+          <w:top w:val="single" w:color="auto" w:sz="4"/>
+          <w:left w:val="single" w:color="auto" w:sz="4"/>
+          <w:bottom w:val="single" w:color="auto" w:sz="4"/>
+          <w:right w:val="single" w:color="auto" w:sz="4"/>
+          <w:insideH w:val="single" w:color="auto" w:sz="4"/>
+          <w:insideV w:val="single" w:color="auto" w:sz="4"/>
+        </w:tblBorders>
+      </w:tblPr>
+      <w:tblGrid>
+        <w:gridCol w:w="2258"/>
+        <w:gridCol w:w="2256"/>
+        <w:gridCol w:w="2256"/>
+        <w:gridCol w:w="2256"/>
+      </w:tblGrid>
+      <w:tr>
+        <w:trPr>
+          <w:tblHeader/>
+        </w:trPr>
+        <w:tc>
+          <w:tcPr>
+            <w:tcW w:type="dxa" w:w="2258"/>
+            <w:shd w:fill="E8EDF2" w:val="clear"/>
+            <w:tcMar>
+              <w:top w:type="dxa" w:w="60"/>
+              <w:left w:type="dxa" w:w="110"/>
+              <w:bottom w:type="dxa" w:w="60"/>
+              <w:right w:type="dxa" w:w="110"/>
+            </w:tcMar>
+          </w:tcPr>
+          <w:p>
+            <w:pPr>
+              <w:spacing w:after="0" w:before="0"/>
+            </w:pPr>
+            <w:r>
+              <w:rPr>
+                <w:b/>
+                <w:bCs/>
+              </w:rPr>
+              <w:t xml:space="preserve">Quy mô</w:t>
+            </w:r>
+          </w:p>
+        </w:tc>
+        <w:tc>
+          <w:tcPr>
+            <w:tcW w:type="dxa" w:w="2256"/>
+            <w:shd w:fill="E8EDF2" w:val="clear"/>
+            <w:tcMar>
+              <w:top w:type="dxa" w:w="60"/>
+              <w:left w:type="dxa" w:w="110"/>
+              <w:bottom w:type="dxa" w:w="60"/>
+              <w:right w:type="dxa" w:w="110"/>
+            </w:tcMar>
+          </w:tcPr>
+          <w:p>
+            <w:pPr>
+              <w:spacing w:after="0" w:before="0"/>
+            </w:pPr>
+            <w:r>
+              <w:rPr>
+                <w:b/>
+                <w:bCs/>
+              </w:rPr>
+              <w:t xml:space="preserve">Tổng lượt gọi</w:t>
+            </w:r>
+          </w:p>
+        </w:tc>
+        <w:tc>
+          <w:tcPr>
+            <w:tcW w:type="dxa" w:w="2256"/>
+            <w:shd w:fill="E8EDF2" w:val="clear"/>
+            <w:tcMar>
+              <w:top w:type="dxa" w:w="60"/>
+              <w:left w:type="dxa" w:w="110"/>
+              <w:bottom w:type="dxa" w:w="60"/>
+              <w:right w:type="dxa" w:w="110"/>
+            </w:tcMar>
+          </w:tcPr>
+          <w:p>
+            <w:pPr>
+              <w:spacing w:after="0" w:before="0"/>
+            </w:pPr>
+            <w:r>
+              <w:rPr>
+                <w:b/>
+                <w:bCs/>
+              </w:rPr>
+              <w:t xml:space="preserve">Token vào</w:t>
+            </w:r>
+          </w:p>
+        </w:tc>
+        <w:tc>
+          <w:tcPr>
+            <w:tcW w:type="dxa" w:w="2256"/>
+            <w:shd w:fill="E8EDF2" w:val="clear"/>
+            <w:tcMar>
+              <w:top w:type="dxa" w:w="60"/>
+              <w:left w:type="dxa" w:w="110"/>
+              <w:bottom w:type="dxa" w:w="60"/>
+              <w:right w:type="dxa" w:w="110"/>
+            </w:tcMar>
+          </w:tcPr>
+          <w:p>
+            <w:pPr>
+              <w:spacing w:after="0" w:before="0"/>
+            </w:pPr>
+            <w:r>
+              <w:rPr>
+                <w:b/>
+                <w:bCs/>
+              </w:rPr>
+              <w:t xml:space="preserve">Token ra</w:t>
+            </w:r>
+          </w:p>
+        </w:tc>
+      </w:tr>
+      <w:tr>
+        <w:tc>
+          <w:tcPr>
+            <w:tcW w:type="dxa" w:w="2258"/>
+            <w:tcMar>
+              <w:top w:type="dxa" w:w="60"/>
+              <w:left w:type="dxa" w:w="110"/>
+              <w:bottom w:type="dxa" w:w="60"/>
+              <w:right w:type="dxa" w:w="110"/>
+            </w:tcMar>
+          </w:tcPr>
+          <w:p>
+            <w:pPr>
+              <w:spacing w:after="0" w:before="0"/>
+            </w:pPr>
+            <w:r>
+              <w:rPr>
+                <w:b w:val="false"/>
+                <w:bCs w:val="false"/>
+              </w:rPr>
+              <w:t xml:space="preserve">100 học sinh × 25 lượt</w:t>
+            </w:r>
+          </w:p>
+        </w:tc>
+        <w:tc>
+          <w:tcPr>
+            <w:tcW w:type="dxa" w:w="2256"/>
+            <w:tcMar>
+              <w:top w:type="dxa" w:w="60"/>
+              <w:left w:type="dxa" w:w="110"/>
+              <w:bottom w:type="dxa" w:w="60"/>
+              <w:right w:type="dxa" w:w="110"/>
+            </w:tcMar>
+          </w:tcPr>
+          <w:p>
+            <w:pPr>
+              <w:spacing w:after="0" w:before="0"/>
+            </w:pPr>
+            <w:r>
+              <w:rPr>
+                <w:b w:val="false"/>
+                <w:bCs w:val="false"/>
+              </w:rPr>
+              <w:t xml:space="preserve">2.500</w:t>
+            </w:r>
+          </w:p>
+        </w:tc>
+        <w:tc>
+          <w:tcPr>
+            <w:tcW w:type="dxa" w:w="2256"/>
+            <w:tcMar>
+              <w:top w:type="dxa" w:w="60"/>
+              <w:left w:type="dxa" w:w="110"/>
+              <w:bottom w:type="dxa" w:w="60"/>
+              <w:right w:type="dxa" w:w="110"/>
+            </w:tcMar>
+          </w:tcPr>
+          <w:p>
+            <w:pPr>
+              <w:spacing w:after="0" w:before="0"/>
+            </w:pPr>
+            <w:r>
+              <w:rPr>
+                <w:b w:val="false"/>
+                <w:bCs w:val="false"/>
+              </w:rPr>
+              <w:t xml:space="preserve">34,7 triệu</w:t>
+            </w:r>
+          </w:p>
+        </w:tc>
+        <w:tc>
+          <w:tcPr>
+            <w:tcW w:type="dxa" w:w="2256"/>
+            <w:tcMar>
+              <w:top w:type="dxa" w:w="60"/>
+              <w:left w:type="dxa" w:w="110"/>
+              <w:bottom w:type="dxa" w:w="60"/>
+              <w:right w:type="dxa" w:w="110"/>
+            </w:tcMar>
+          </w:tcPr>
+          <w:p>
+            <w:pPr>
+              <w:spacing w:after="0" w:before="0"/>
+            </w:pPr>
+            <w:r>
+              <w:rPr>
+                <w:b w:val="false"/>
+                <w:bCs w:val="false"/>
+              </w:rPr>
+              <w:t xml:space="preserve">0,75 triệu</w:t>
+            </w:r>
+          </w:p>
+        </w:tc>
+      </w:tr>
+      <w:tr>
+        <w:tc>
+          <w:tcPr>
+            <w:tcW w:type="dxa" w:w="2258"/>
+            <w:tcMar>
+              <w:top w:type="dxa" w:w="60"/>
+              <w:left w:type="dxa" w:w="110"/>
+              <w:bottom w:type="dxa" w:w="60"/>
+              <w:right w:type="dxa" w:w="110"/>
+            </w:tcMar>
+          </w:tcPr>
+          <w:p>
+            <w:pPr>
+              <w:spacing w:after="0" w:before="0"/>
+            </w:pPr>
+            <w:r>
+              <w:rPr>
+                <w:b w:val="false"/>
+                <w:bCs w:val="false"/>
+              </w:rPr>
+              <w:t xml:space="preserve">200 học sinh × 25 lượt</w:t>
+            </w:r>
+          </w:p>
+        </w:tc>
+        <w:tc>
+          <w:tcPr>
+            <w:tcW w:type="dxa" w:w="2256"/>
+            <w:tcMar>
+              <w:top w:type="dxa" w:w="60"/>
+              <w:left w:type="dxa" w:w="110"/>
+              <w:bottom w:type="dxa" w:w="60"/>
+              <w:right w:type="dxa" w:w="110"/>
+            </w:tcMar>
+          </w:tcPr>
+          <w:p>
+            <w:pPr>
+              <w:spacing w:after="0" w:before="0"/>
+            </w:pPr>
+            <w:r>
+              <w:rPr>
+                <w:b w:val="false"/>
+                <w:bCs w:val="false"/>
+              </w:rPr>
+              <w:t xml:space="preserve">5.000</w:t>
+            </w:r>
+          </w:p>
+        </w:tc>
+        <w:tc>
+          <w:tcPr>
+            <w:tcW w:type="dxa" w:w="2256"/>
+            <w:tcMar>
+              <w:top w:type="dxa" w:w="60"/>
+              <w:left w:type="dxa" w:w="110"/>
+              <w:bottom w:type="dxa" w:w="60"/>
+              <w:right w:type="dxa" w:w="110"/>
+            </w:tcMar>
+          </w:tcPr>
+          <w:p>
+            <w:pPr>
+              <w:spacing w:after="0" w:before="0"/>
+            </w:pPr>
+            <w:r>
+              <w:rPr>
+                <w:b w:val="false"/>
+                <w:bCs w:val="false"/>
+              </w:rPr>
+              <w:t xml:space="preserve">69,5 triệu</w:t>
+            </w:r>
+          </w:p>
+        </w:tc>
+        <w:tc>
+          <w:tcPr>
+            <w:tcW w:type="dxa" w:w="2256"/>
+            <w:tcMar>
+              <w:top w:type="dxa" w:w="60"/>
+              <w:left w:type="dxa" w:w="110"/>
+              <w:bottom w:type="dxa" w:w="60"/>
+              <w:right w:type="dxa" w:w="110"/>
+            </w:tcMar>
+          </w:tcPr>
+          <w:p>
+            <w:pPr>
+              <w:spacing w:after="0" w:before="0"/>
+            </w:pPr>
+            <w:r>
+              <w:rPr>
+                <w:b w:val="false"/>
+                <w:bCs w:val="false"/>
+              </w:rPr>
+              <w:t xml:space="preserve">1,5 triệu</w:t>
+            </w:r>
+          </w:p>
+        </w:tc>
+      </w:tr>
+      <w:tr>
+        <w:tc>
+          <w:tcPr>
+            <w:tcW w:type="dxa" w:w="2258"/>
+            <w:tcMar>
+              <w:top w:type="dxa" w:w="60"/>
+              <w:left w:type="dxa" w:w="110"/>
+              <w:bottom w:type="dxa" w:w="60"/>
+              <w:right w:type="dxa" w:w="110"/>
+            </w:tcMar>
+          </w:tcPr>
+          <w:p>
+            <w:pPr>
+              <w:spacing w:after="0" w:before="0"/>
+            </w:pPr>
+            <w:r>
+              <w:rPr>
+                <w:b w:val="false"/>
+                <w:bCs w:val="false"/>
+              </w:rPr>
+              <w:t xml:space="preserve">300 học sinh × 50 lượt</w:t>
+            </w:r>
+          </w:p>
+        </w:tc>
+        <w:tc>
+          <w:tcPr>
+            <w:tcW w:type="dxa" w:w="2256"/>
+            <w:tcMar>
+              <w:top w:type="dxa" w:w="60"/>
+              <w:left w:type="dxa" w:w="110"/>
+              <w:bottom w:type="dxa" w:w="60"/>
+              <w:right w:type="dxa" w:w="110"/>
+            </w:tcMar>
+          </w:tcPr>
+          <w:p>
+            <w:pPr>
+              <w:spacing w:after="0" w:before="0"/>
+            </w:pPr>
+            <w:r>
+              <w:rPr>
+                <w:b w:val="false"/>
+                <w:bCs w:val="false"/>
+              </w:rPr>
+              <w:t xml:space="preserve">15.000</w:t>
+            </w:r>
+          </w:p>
+        </w:tc>
+        <w:tc>
+          <w:tcPr>
+            <w:tcW w:type="dxa" w:w="2256"/>
+            <w:tcMar>
+              <w:top w:type="dxa" w:w="60"/>
+              <w:left w:type="dxa" w:w="110"/>
+              <w:bottom w:type="dxa" w:w="60"/>
+              <w:right w:type="dxa" w:w="110"/>
+            </w:tcMar>
+          </w:tcPr>
+          <w:p>
+            <w:pPr>
+              <w:spacing w:after="0" w:before="0"/>
+            </w:pPr>
+            <w:r>
+              <w:rPr>
+                <w:b w:val="false"/>
+                <w:bCs w:val="false"/>
+              </w:rPr>
+              <w:t xml:space="preserve">208,4 triệu</w:t>
+            </w:r>
+          </w:p>
+        </w:tc>
+        <w:tc>
+          <w:tcPr>
+            <w:tcW w:type="dxa" w:w="2256"/>
+            <w:tcMar>
+              <w:top w:type="dxa" w:w="60"/>
+              <w:left w:type="dxa" w:w="110"/>
+              <w:bottom w:type="dxa" w:w="60"/>
+              <w:right w:type="dxa" w:w="110"/>
+            </w:tcMar>
+          </w:tcPr>
+          <w:p>
+            <w:pPr>
+              <w:spacing w:after="0" w:before="0"/>
+            </w:pPr>
+            <w:r>
+              <w:rPr>
+                <w:b w:val="false"/>
+                <w:bCs w:val="false"/>
+              </w:rPr>
+              <w:t xml:space="preserve">4,5 triệu</w:t>
+            </w:r>
+          </w:p>
+        </w:tc>
+      </w:tr>
+    </w:tbl>
+    <w:p>
+      <w:pPr>
+        <w:spacing w:after="120"/>
+      </w:pPr>
+    </w:p>
+    <w:p>
+      <w:pPr>
+        <w:spacing w:after="140" w:line="300"/>
+        <w:jc w:val="both"/>
+      </w:pPr>
+      <w:r>
+        <w:rPr>
+          <w:b w:val="false"/>
+          <w:bCs w:val="false"/>
+        </w:rPr>
+        <w:t xml:space="preserve">Với mặt bằng đơn giá của các mô hình hạng nhẹ hiện nay, chi phí cho quy mô 200 học sinh ước tính </w:t>
+      </w:r>
+      <w:r>
+        <w:rPr>
+          <w:b/>
+          <w:bCs/>
+        </w:rPr>
+        <w:t xml:space="preserve">dưới 25 đô-la Mỹ</w:t>
+      </w:r>
+      <w:r>
+        <w:rPr>
+          <w:b w:val="false"/>
+          <w:bCs w:val="false"/>
+        </w:rPr>
+        <w:t xml:space="preserve">. Kể cả khi cộng hệ số an toàn ba lần cho việc chạy thử và dùng nhiều hơn dự kiến, kinh phí đề nghị dự trù là </w:t>
+      </w:r>
+      <w:r>
+        <w:rPr>
+          <w:b/>
+          <w:bCs/>
+        </w:rPr>
+        <w:t xml:space="preserve">khoảng 1,5 triệu đồng</w:t>
+      </w:r>
+      <w:r>
+        <w:rPr>
+          <w:b w:val="false"/>
+          <w:bCs w:val="false"/>
+        </w:rPr>
+        <w:t xml:space="preserve">. Đơn giá cụ thể phải tra tại thời điểm thực hiện.</w:t>
+      </w:r>
+    </w:p>
+    <w:p>
+      <w:pPr>
+        <w:spacing w:after="140" w:line="300"/>
+        <w:jc w:val="both"/>
+      </w:pPr>
+      <w:r>
+        <w:rPr>
+          <w:b/>
+          <w:bCs/>
+        </w:rPr>
+        <w:t xml:space="preserve">Hai việc bắt buộc khi bật thanh toán:</w:t>
+      </w:r>
+      <w:r>
+        <w:rPr>
+          <w:b w:val="false"/>
+          <w:bCs w:val="false"/>
+        </w:rPr>
+        <w:t xml:space="preserve"> đặt hạn mức chi tiêu theo ngày để một lỗi lặp vô hạn không làm phát sinh chi phí ngoài dự kiến, và bật cảnh báo khi đạt ngưỡng.</w:t>
+      </w:r>
+    </w:p>
+    <w:p>
+      <w:pPr>
+        <w:spacing w:after="140" w:line="300"/>
+        <w:jc w:val="both"/>
+      </w:pPr>
+      <w:r>
+        <w:rPr>
+          <w:b/>
+          <w:bCs/>
+        </w:rPr>
+        <w:t xml:space="preserve">Giảm chi phí:</w:t>
+      </w:r>
+      <w:r>
+        <w:rPr>
+          <w:b w:val="false"/>
+          <w:bCs w:val="false"/>
+        </w:rPr>
+        <w:t xml:space="preserve"> phần câu lệnh hệ thống và danh mục bài (5.011 token) là cố định, lặp lại y hệt ở mọi lượt gọi của mọi học sinh. Mô hình đang dùng có hỗ trợ bộ nhớ đệm ngữ cảnh; đưa phần cố định vào bộ đệm sẽ giảm đáng kể chi phí khi triển khai cho cả khối.</w:t>
       </w:r>
     </w:p>
     <w:p>
